--- a/copyright/软件说明书.docx
+++ b/copyright/软件说明书.docx
@@ -14,7 +14,7 @@
           <w:b/>
           <w:sz w:val="48"/>
         </w:rPr>
-        <w:t>面料显微图像双模型智能识别软件</w:t>
+        <w:t>纯面料及混纺双模型智能识别软件</w:t>
       </w:r>
     </w:p>
     <w:p>
@@ -72,7 +72,7 @@
     </w:p>
     <w:p>
       <w:r>
-        <w:t>软件名称：面料显微图像双模型智能识别软件</w:t>
+        <w:t>软件名称：纯面料及混纺双模型智能识别软件</w:t>
       </w:r>
     </w:p>
     <w:p>
@@ -90,22 +90,27 @@
     </w:p>
     <w:p>
       <w:r>
-        <w:t>本软件连接 USB 显微镜，对当面料图像进行两种独立识别：</w:t>
-      </w:r>
-    </w:p>
-    <w:p>
-      <w:r>
-        <w:t>1. 纯面料类型：纯棉、纯羊毛、纯涤纶、其他</w:t>
-      </w:r>
-    </w:p>
-    <w:p>
-      <w:r>
-        <w:t>2. 棉含量档位：低棉、中棉、高棉</w:t>
-      </w:r>
-    </w:p>
-    <w:p>
-      <w:r>
-        <w:t>两个结果经过交叉校验，输出“通过”或“复核”。</w:t>
+        <w:t>本软件连接 USB 显微镜，对面料图像进行两种独立识别：</w:t>
+      </w:r>
+    </w:p>
+    <w:p>
+      <w:r>
+        <w:t>1. 纯面料类型：棉、羊毛、涤纶、丝、亚麻、其他；</w:t>
+      </w:r>
+    </w:p>
+    <w:p>
+      <w:r>
+        <w:t>2. 混纺棉含量档位：低棉、中棉、高棉。</w:t>
+      </w:r>
+    </w:p>
+    <w:p>
+      <w:r>
+        <w:t>最终结果统一映射为**判定档位（第 1 / 2 / 3 档）**，通过**三颗指示灯**和屏幕面板同时输出，便于现场快速读取并据此调节熨烫温度。</w:t>
+      </w:r>
+    </w:p>
+    <w:p>
+      <w:r>
+        <w:t>&gt; 说明：开发过程中的“通过 / 复核”是中间功能，最终交付版以**档位 + 三灯**作为输出，不再以“通过 / 复核”作为主界面结果。</w:t>
       </w:r>
     </w:p>
     <w:p>
@@ -273,11 +278,6 @@
       </w:r>
     </w:p>
     <w:p>
-      <w:r>
-        <w:t>64 位：</w:t>
-      </w:r>
-    </w:p>
-    <w:p>
       <w:pPr>
         <w:spacing w:before="0" w:after="0"/>
       </w:pPr>
@@ -291,23 +291,6 @@
     </w:p>
     <w:p>
       <w:r>
-        <w:t>32 位：</w:t>
-      </w:r>
-    </w:p>
-    <w:p>
-      <w:pPr>
-        <w:spacing w:before="0" w:after="0"/>
-      </w:pPr>
-      <w:r>
-        <w:rPr>
-          <w:rFonts w:ascii="Consolas" w:hAnsi="Consolas"/>
-          <w:sz w:val="17"/>
-        </w:rPr>
-        <w:t>./run_camera.sh 0</w:t>
-      </w:r>
-    </w:p>
-    <w:p>
-      <w:r>
         <w:t>或手动：</w:t>
       </w:r>
     </w:p>
@@ -332,19 +315,7 @@
           <w:rFonts w:ascii="Consolas" w:hAnsi="Consolas"/>
           <w:sz w:val="17"/>
         </w:rPr>
-        <w:t xml:space="preserve">  --camera 0 --threads 2 --no-fp16 --mjpg \</w:t>
-      </w:r>
-    </w:p>
-    <w:p>
-      <w:pPr>
-        <w:spacing w:before="0" w:after="0"/>
-      </w:pPr>
-      <w:r>
-        <w:rPr>
-          <w:rFonts w:ascii="Consolas" w:hAnsi="Consolas"/>
-          <w:sz w:val="17"/>
-        </w:rPr>
-        <w:t xml:space="preserve">  --cotton-gate 0.20</w:t>
+        <w:t xml:space="preserve">  --camera 0 --threads 2 --mjpg --cotton-gate 0.20</w:t>
       </w:r>
     </w:p>
     <w:p>
@@ -413,6 +384,70 @@
     </w:p>
     <w:p>
       <w:pPr>
+        <w:pStyle w:val="Heading3"/>
+      </w:pPr>
+      <w:r>
+        <w:t>4.4 指示灯与按钮（生产）</w:t>
+      </w:r>
+    </w:p>
+    <w:p>
+      <w:pPr>
+        <w:spacing w:before="0" w:after="0"/>
+      </w:pPr>
+      <w:r>
+        <w:rPr>
+          <w:rFonts w:ascii="Consolas" w:hAnsi="Consolas"/>
+          <w:sz w:val="17"/>
+        </w:rPr>
+        <w:t>.venv/bin/python rpi_dual_inspect.py --camera 0 --threads 2 --width 1280 --height 720 \</w:t>
+      </w:r>
+    </w:p>
+    <w:p>
+      <w:pPr>
+        <w:spacing w:before="0" w:after="0"/>
+      </w:pPr>
+      <w:r>
+        <w:rPr>
+          <w:rFonts w:ascii="Consolas" w:hAnsi="Consolas"/>
+          <w:sz w:val="17"/>
+        </w:rPr>
+        <w:t xml:space="preserve">  --mjpg --fullscreen --leds --led-pins 6,17,22 --button 24 \</w:t>
+      </w:r>
+    </w:p>
+    <w:p>
+      <w:pPr>
+        <w:spacing w:before="0" w:after="0"/>
+      </w:pPr>
+      <w:r>
+        <w:rPr>
+          <w:rFonts w:ascii="Consolas" w:hAnsi="Consolas"/>
+          <w:sz w:val="17"/>
+        </w:rPr>
+        <w:t xml:space="preserve">  --cotton-gate 0.20 --cotton-threshold 0.46 --fiber-threshold 0.50</w:t>
+      </w:r>
+    </w:p>
+    <w:p>
+      <w:r>
+        <w:t>- 待机：三颗灯单点走马灯；</w:t>
+      </w:r>
+    </w:p>
+    <w:p>
+      <w:r>
+        <w:t>- 结果：只亮一颗（第 1/2/3 颗对应第 1/2/3 档）；</w:t>
+      </w:r>
+    </w:p>
+    <w:p>
+      <w:r>
+        <w:t>- 异常：三颗同时快闪 3 次；</w:t>
+      </w:r>
+    </w:p>
+    <w:p>
+      <w:r>
+        <w:t>- 校验灯：`python led_test.py --pins 6,17,22`。</w:t>
+      </w:r>
+    </w:p>
+    <w:p>
+      <w:pPr>
         <w:pStyle w:val="Heading2"/>
       </w:pPr>
       <w:r>
@@ -421,12 +456,7 @@
     </w:p>
     <w:p>
       <w:r>
-        <w:t>摄像头窗口左侧为显微镜画面，绿色方框为中心 660×660 ROI。</w:t>
-      </w:r>
-    </w:p>
-    <w:p>
-      <w:r>
-        <w:t>右侧面板显示：</w:t>
+        <w:t>摄像头窗口左侧为显微镜画面，右侧面板显示：</w:t>
       </w:r>
     </w:p>
     <w:p>
@@ -450,7 +480,7 @@
           <w:rFonts w:ascii="Consolas" w:hAnsi="Consolas"/>
           <w:sz w:val="17"/>
         </w:rPr>
-        <w:t>棉含量档位        高棉</w:t>
+        <w:t>判定档位</w:t>
       </w:r>
     </w:p>
     <w:p>
@@ -462,7 +492,7 @@
           <w:rFonts w:ascii="Consolas" w:hAnsi="Consolas"/>
           <w:sz w:val="17"/>
         </w:rPr>
-        <w:t>置信度            91.0%</w:t>
+        <w:t>第 N 档</w:t>
       </w:r>
     </w:p>
     <w:p>
@@ -474,7 +504,7 @@
           <w:rFonts w:ascii="Consolas" w:hAnsi="Consolas"/>
           <w:sz w:val="17"/>
         </w:rPr>
-        <w:t>纯面料判断        纯棉</w:t>
+        <w:t>（含义：其他 / 羊毛·涤纶·低棉 / 棉）</w:t>
       </w:r>
     </w:p>
     <w:p>
@@ -486,7 +516,7 @@
           <w:rFonts w:ascii="Consolas" w:hAnsi="Consolas"/>
           <w:sz w:val="17"/>
         </w:rPr>
-        <w:t>置信度            96.0%</w:t>
+        <w:t>本次推理时间   1200 ms</w:t>
       </w:r>
     </w:p>
     <w:p>
@@ -498,75 +528,17 @@
           <w:rFonts w:ascii="Consolas" w:hAnsi="Consolas"/>
           <w:sz w:val="17"/>
         </w:rPr>
-        <w:t>棉门控 P(棉)      82.0%</w:t>
-      </w:r>
-    </w:p>
-    <w:p>
-      <w:pPr>
-        <w:spacing w:before="0" w:after="0"/>
-      </w:pPr>
-      <w:r>
-        <w:rPr>
-          <w:rFonts w:ascii="Consolas" w:hAnsi="Consolas"/>
-          <w:sz w:val="17"/>
-        </w:rPr>
-        <w:t>已进入棉含量识别</w:t>
-      </w:r>
-    </w:p>
-    <w:p>
-      <w:pPr>
-        <w:spacing w:before="0" w:after="0"/>
-      </w:pPr>
-      <w:r>
-        <w:rPr>
-          <w:rFonts w:ascii="Consolas" w:hAnsi="Consolas"/>
-          <w:sz w:val="17"/>
-        </w:rPr>
-        <w:t>最终判定          [ 通过 ]</w:t>
-      </w:r>
-    </w:p>
-    <w:p>
-      <w:pPr>
-        <w:spacing w:before="0" w:after="0"/>
-      </w:pPr>
-      <w:r>
-        <w:rPr>
-          <w:rFonts w:ascii="Consolas" w:hAnsi="Consolas"/>
-          <w:sz w:val="17"/>
-        </w:rPr>
-        <w:t>本次推理时间      1200 ms</w:t>
-      </w:r>
-    </w:p>
-    <w:p>
-      <w:pPr>
-        <w:spacing w:before="0" w:after="0"/>
-      </w:pPr>
-      <w:r>
-        <w:rPr>
-          <w:rFonts w:ascii="Consolas" w:hAnsi="Consolas"/>
-          <w:sz w:val="17"/>
-        </w:rPr>
-        <w:t>清晰度            320</w:t>
-      </w:r>
-    </w:p>
-    <w:p>
-      <w:r>
-        <w:t>- 绿色“通过”：两个模型结果符合规则。</w:t>
-      </w:r>
-    </w:p>
-    <w:p>
-      <w:r>
-        <w:t>- 橙色“复核”：结果不一致、置信度不足或图像质量不足。</w:t>
-      </w:r>
-    </w:p>
-    <w:p>
-      <w:r>
-        <w:t>- “不适用”：P(棉) 低于门限，未运行棉含量模型。</w:t>
-      </w:r>
-    </w:p>
-    <w:p>
-      <w:r>
-        <w:t>- “待定”：棉含量模型置信度或类别边界不足。</w:t>
+        <w:t>SPACE 识别    Q / ESC 退出</w:t>
+      </w:r>
+    </w:p>
+    <w:p>
+      <w:r>
+        <w:t>- “判定档位 第 N 档”与三颗指示灯保持一致；</w:t>
+      </w:r>
+    </w:p>
+    <w:p>
+      <w:r>
+        <w:t>- 面板与指示灯只显示最终档位，完整概率打印在终端日志中。</w:t>
       </w:r>
     </w:p>
     <w:p>
@@ -616,7 +588,7 @@
           </w:tcPr>
           <w:p>
             <w:r>
-              <w:t>空格</w:t>
+              <w:t>空格 / 机身按钮</w:t>
             </w:r>
           </w:p>
         </w:tc>
@@ -685,83 +657,178 @@
       </w:r>
     </w:p>
     <w:p>
-      <w:pPr>
-        <w:pStyle w:val="Heading3"/>
-      </w:pPr>
-      <w:r>
-        <w:t>7.1 通过</w:t>
-      </w:r>
-    </w:p>
-    <w:p>
-      <w:pPr>
-        <w:spacing w:before="0" w:after="0"/>
-      </w:pPr>
-      <w:r>
-        <w:rPr>
-          <w:rFonts w:ascii="Consolas" w:hAnsi="Consolas"/>
-          <w:sz w:val="17"/>
-        </w:rPr>
-        <w:t>低棉 + 其他</w:t>
-      </w:r>
-    </w:p>
-    <w:p>
-      <w:pPr>
-        <w:spacing w:before="0" w:after="0"/>
-      </w:pPr>
-      <w:r>
-        <w:rPr>
-          <w:rFonts w:ascii="Consolas" w:hAnsi="Consolas"/>
-          <w:sz w:val="17"/>
-        </w:rPr>
-        <w:t>高棉 + 纯棉</w:t>
-      </w:r>
-    </w:p>
-    <w:p>
-      <w:r>
-        <w:t>表示两个模型相互支持。</w:t>
-      </w:r>
-    </w:p>
-    <w:p>
-      <w:pPr>
-        <w:pStyle w:val="Heading3"/>
-      </w:pPr>
-      <w:r>
-        <w:t>7.2 复核</w:t>
-      </w:r>
-    </w:p>
-    <w:p>
-      <w:r>
-        <w:t>包括：</w:t>
-      </w:r>
-    </w:p>
-    <w:p>
-      <w:r>
-        <w:t>- 低棉 + 纯棉</w:t>
-      </w:r>
-    </w:p>
-    <w:p>
-      <w:r>
-        <w:t>- 中棉 + 任意</w:t>
-      </w:r>
-    </w:p>
-    <w:p>
-      <w:r>
-        <w:t>- 高棉 + 纯涤纶/纯羊毛/其他</w:t>
-      </w:r>
-    </w:p>
-    <w:p>
-      <w:r>
-        <w:t>- 置信度低于阈值</w:t>
-      </w:r>
-    </w:p>
-    <w:p>
-      <w:r>
-        <w:t>- 清晰度低于 75</w:t>
-      </w:r>
-    </w:p>
-    <w:p>
-      <w:r>
-        <w:t>复核不是“判错”，而是提示需要人工确认。</w:t>
+      <w:r>
+        <w:t>最终结果映射为三档，指示灯与屏幕一致：</w:t>
+      </w:r>
+    </w:p>
+    <w:tbl>
+      <w:tblPr>
+        <w:tblStyle w:val="TableGrid"/>
+        <w:tblW w:type="auto" w:w="0"/>
+        <w:tblLook w:firstColumn="1" w:firstRow="1" w:lastColumn="0" w:lastRow="0" w:noHBand="0" w:noVBand="1" w:val="04A0"/>
+      </w:tblPr>
+      <w:tblGrid>
+        <w:gridCol w:w="3213"/>
+        <w:gridCol w:w="3213"/>
+        <w:gridCol w:w="3213"/>
+      </w:tblGrid>
+      <w:tr>
+        <w:tc>
+          <w:tcPr>
+            <w:tcW w:type="dxa" w:w="3213"/>
+          </w:tcPr>
+          <w:p>
+            <w:r>
+              <w:t>档位</w:t>
+            </w:r>
+          </w:p>
+        </w:tc>
+        <w:tc>
+          <w:tcPr>
+            <w:tcW w:type="dxa" w:w="3213"/>
+          </w:tcPr>
+          <w:p>
+            <w:r>
+              <w:t>亮的灯</w:t>
+            </w:r>
+          </w:p>
+        </w:tc>
+        <w:tc>
+          <w:tcPr>
+            <w:tcW w:type="dxa" w:w="3213"/>
+          </w:tcPr>
+          <w:p>
+            <w:r>
+              <w:t>含义</w:t>
+            </w:r>
+          </w:p>
+        </w:tc>
+      </w:tr>
+      <w:tr>
+        <w:tc>
+          <w:tcPr>
+            <w:tcW w:type="dxa" w:w="3213"/>
+          </w:tcPr>
+          <w:p>
+            <w:r>
+              <w:t>第 1 档</w:t>
+            </w:r>
+          </w:p>
+        </w:tc>
+        <w:tc>
+          <w:tcPr>
+            <w:tcW w:type="dxa" w:w="3213"/>
+          </w:tcPr>
+          <w:p>
+            <w:r>
+              <w:t>第 1 颗</w:t>
+            </w:r>
+          </w:p>
+        </w:tc>
+        <w:tc>
+          <w:tcPr>
+            <w:tcW w:type="dxa" w:w="3213"/>
+          </w:tcPr>
+          <w:p>
+            <w:r>
+              <w:t>其他</w:t>
+            </w:r>
+          </w:p>
+        </w:tc>
+      </w:tr>
+      <w:tr>
+        <w:tc>
+          <w:tcPr>
+            <w:tcW w:type="dxa" w:w="3213"/>
+          </w:tcPr>
+          <w:p>
+            <w:r>
+              <w:t>第 2 档</w:t>
+            </w:r>
+          </w:p>
+        </w:tc>
+        <w:tc>
+          <w:tcPr>
+            <w:tcW w:type="dxa" w:w="3213"/>
+          </w:tcPr>
+          <w:p>
+            <w:r>
+              <w:t>第 2 颗</w:t>
+            </w:r>
+          </w:p>
+        </w:tc>
+        <w:tc>
+          <w:tcPr>
+            <w:tcW w:type="dxa" w:w="3213"/>
+          </w:tcPr>
+          <w:p>
+            <w:r>
+              <w:t>羊毛 / 涤纶 / 低棉</w:t>
+            </w:r>
+          </w:p>
+        </w:tc>
+      </w:tr>
+      <w:tr>
+        <w:tc>
+          <w:tcPr>
+            <w:tcW w:type="dxa" w:w="3213"/>
+          </w:tcPr>
+          <w:p>
+            <w:r>
+              <w:t>第 3 档</w:t>
+            </w:r>
+          </w:p>
+        </w:tc>
+        <w:tc>
+          <w:tcPr>
+            <w:tcW w:type="dxa" w:w="3213"/>
+          </w:tcPr>
+          <w:p>
+            <w:r>
+              <w:t>第 3 颗</w:t>
+            </w:r>
+          </w:p>
+        </w:tc>
+        <w:tc>
+          <w:tcPr>
+            <w:tcW w:type="dxa" w:w="3213"/>
+          </w:tcPr>
+          <w:p>
+            <w:r>
+              <w:t>棉</w:t>
+            </w:r>
+          </w:p>
+        </w:tc>
+      </w:tr>
+    </w:tbl>
+    <w:p>
+      <w:r>
+        <w:t>判定规则（程序内部）：</w:t>
+      </w:r>
+    </w:p>
+    <w:p>
+      <w:r>
+        <w:t>- 棉含量为“中棉 / 高棉”→ 第 3 档；</w:t>
+      </w:r>
+    </w:p>
+    <w:p>
+      <w:r>
+        <w:t>- 棉含量为“低棉”→ 第 2 档；</w:t>
+      </w:r>
+    </w:p>
+    <w:p>
+      <w:r>
+        <w:t>- 未进入棉含量识别、但面料预测为“棉”→ 第 3 档；</w:t>
+      </w:r>
+    </w:p>
+    <w:p>
+      <w:r>
+        <w:t>- 面料预测为“羊毛 / 涤纶”→ 第 2 档；</w:t>
+      </w:r>
+    </w:p>
+    <w:p>
+      <w:r>
+        <w:t>- 其他情况 → 第 1 档。</w:t>
       </w:r>
     </w:p>
     <w:p>
@@ -1039,6 +1106,70 @@
           </w:p>
         </w:tc>
       </w:tr>
+      <w:tr>
+        <w:tc>
+          <w:tcPr>
+            <w:tcW w:type="dxa" w:w="3213"/>
+          </w:tcPr>
+          <w:p>
+            <w:r>
+              <w:t>`--leds` / `--led-pins`</w:t>
+            </w:r>
+          </w:p>
+        </w:tc>
+        <w:tc>
+          <w:tcPr>
+            <w:tcW w:type="dxa" w:w="3213"/>
+          </w:tcPr>
+          <w:p>
+            <w:r>
+              <w:t>启用三灯并指定引脚</w:t>
+            </w:r>
+          </w:p>
+        </w:tc>
+        <w:tc>
+          <w:tcPr>
+            <w:tcW w:type="dxa" w:w="3213"/>
+          </w:tcPr>
+          <w:p>
+            <w:r>
+              <w:t>生产用 6,17,22</w:t>
+            </w:r>
+          </w:p>
+        </w:tc>
+      </w:tr>
+      <w:tr>
+        <w:tc>
+          <w:tcPr>
+            <w:tcW w:type="dxa" w:w="3213"/>
+          </w:tcPr>
+          <w:p>
+            <w:r>
+              <w:t>`--button`</w:t>
+            </w:r>
+          </w:p>
+        </w:tc>
+        <w:tc>
+          <w:tcPr>
+            <w:tcW w:type="dxa" w:w="3213"/>
+          </w:tcPr>
+          <w:p>
+            <w:r>
+              <w:t>拍照按钮引脚</w:t>
+            </w:r>
+          </w:p>
+        </w:tc>
+        <w:tc>
+          <w:tcPr>
+            <w:tcW w:type="dxa" w:w="3213"/>
+          </w:tcPr>
+          <w:p>
+            <w:r>
+              <w:t>生产用 24</w:t>
+            </w:r>
+          </w:p>
+        </w:tc>
+      </w:tr>
     </w:tbl>
     <w:p>
       <w:pPr>
@@ -1327,7 +1458,7 @@
           </w:tcPr>
           <w:p>
             <w:r>
-              <w:t>结果频繁复核</w:t>
+              <w:t>指示灯不亮</w:t>
             </w:r>
           </w:p>
         </w:tc>
@@ -1337,7 +1468,7 @@
           </w:tcPr>
           <w:p>
             <w:r>
-              <w:t>检查倍率/对焦；必要时用现场样品重新标定阈值</w:t>
+              <w:t>检查 `--leds` 与引脚；运行 `led_test.py`</w:t>
             </w:r>
           </w:p>
         </w:tc>
@@ -1394,17 +1525,17 @@
     </w:p>
     <w:p>
       <w:r>
-        <w:t>1. 主界面空闲状态</w:t>
-      </w:r>
-    </w:p>
-    <w:p>
-      <w:r>
-        <w:t>2. 识别“通过”状态</w:t>
-      </w:r>
-    </w:p>
-    <w:p>
-      <w:r>
-        <w:t>3. 识别“复核”状态</w:t>
+        <w:t>1. 主界面空闲（三灯走马灯）</w:t>
+      </w:r>
+    </w:p>
+    <w:p>
+      <w:r>
+        <w:t>2. 识别结果：第 1 档</w:t>
+      </w:r>
+    </w:p>
+    <w:p>
+      <w:r>
+        <w:t>3. 识别结果：第 2 档 / 第 3 档</w:t>
       </w:r>
     </w:p>
     <w:p>
@@ -1437,7 +1568,7 @@
     </w:p>
     <w:p>
       <w:r>
-        <w:t>软件名称：面料显微图像双模型智能识别软件</w:t>
+        <w:t>软件名称：纯面料及混纺双模型智能识别软件</w:t>
       </w:r>
     </w:p>
     <w:p>
@@ -1482,6 +1613,16 @@
     <w:p>
       <w:r>
         <w:t>适用于 USB 显微镜采集的面料显微图像离线识别，可在树莓派 4B（32/64 位）或其他具备 Python 与 NCNN 的 Linux 边缘设备运行。</w:t>
+      </w:r>
+    </w:p>
+    <w:p>
+      <w:r>
+        <w:t>&gt; 说明：最终交付版以**判定档位（第 1/2/3 档）+ 三颗指示灯**作为输出；</w:t>
+      </w:r>
+    </w:p>
+    <w:p>
+      <w:r>
+        <w:t>&gt; “复核”是开发过程中的中间判定，用于算法验证与测试报告，不作为最终界面主结果。</w:t>
       </w:r>
     </w:p>
     <w:p>
@@ -3500,7 +3641,7 @@
     </w:p>
     <w:p>
       <w:r>
-        <w:t>软件名称：面料显微图像双模型智能识别软件</w:t>
+        <w:t>软件名称：纯面料及混纺双模型智能识别软件</w:t>
       </w:r>
     </w:p>
     <w:p>
@@ -3528,12 +3669,22 @@
     </w:p>
     <w:p>
       <w:r>
-        <w:t>- 纯面料类型：纯棉 / 纯羊毛 / 纯涤纶 / 其他</w:t>
-      </w:r>
-    </w:p>
-    <w:p>
-      <w:r>
-        <w:t>- 交叉校验结论：通过 / 复核</w:t>
+        <w:t>- 纯面料类型：棉 / 羊毛 / 涤纶 / 丝 / 亚麻 / 其他</w:t>
+      </w:r>
+    </w:p>
+    <w:p>
+      <w:r>
+        <w:t>- （过程版本）交叉校验结论：通过 / 复核</w:t>
+      </w:r>
+    </w:p>
+    <w:p>
+      <w:r>
+        <w:t>&gt; 说明：最终交付版统一输出**判定档位（第 1/2/3 档）+ 三颗指示灯**；</w:t>
+      </w:r>
+    </w:p>
+    <w:p>
+      <w:r>
+        <w:t>&gt; “通过 / 复核”是开发过程中的中间指标，用于算法验证，不作为最终界面主结果。</w:t>
       </w:r>
     </w:p>
     <w:p>
@@ -5142,7 +5293,7 @@
     </w:p>
     <w:p>
       <w:r>
-        <w:t>软件名称：面料显微图像双模型智能识别软件</w:t>
+        <w:t>软件名称：纯面料及混纺双模型智能识别软件</w:t>
       </w:r>
     </w:p>
     <w:p>
@@ -6243,7 +6394,7 @@
         <w:color w:val="555555"/>
         <w:sz w:val="18"/>
       </w:rPr>
-      <w:t>面料显微图像双模型智能识别软件 V1.0.0</w:t>
+      <w:t>纯面料及混纺双模型智能识别软件 V1.0.0</w:t>
     </w:r>
   </w:p>
 </w:hdr>
